--- a/output/word/2026-07-23_雙週會_會議紀錄.docx
+++ b/output/word/2026-07-23_雙週會_會議紀錄.docx
@@ -4,56 +4,16 @@
   <w:body>
     <w:p>
       <w:pPr>
-        <w:spacing w:lineRule="auto" w:line="360" w:before="0" w:after="120"/>
-        <w:ind w:left="0"/>
+        <w:spacing w:lineRule="auto" w:line="360" w:before="0" w:after="240"/>
+        <w:jc w:val="center"/>
       </w:pPr>
       <w:r>
         <w:rPr>
           <w:rFonts w:ascii="Times New Roman" w:hAnsi="Times New Roman" w:eastAsia="標楷體"/>
-          <w:b w:val="0"/>
-          <w:sz w:val="24"/>
+          <w:b/>
+          <w:sz w:val="30"/>
         </w:rPr>
-        <w:t>各位主管好：</w:t>
-      </w:r>
-    </w:p>
-    <w:p>
-      <w:pPr>
-        <w:spacing w:lineRule="auto" w:line="360" w:before="0" w:after="0"/>
-        <w:ind w:left="0"/>
-      </w:pPr>
-      <w:r>
-        <w:rPr>
-          <w:rFonts w:ascii="Times New Roman" w:hAnsi="Times New Roman" w:eastAsia="標楷體"/>
-          <w:b w:val="0"/>
-          <w:sz w:val="24"/>
-        </w:rPr>
-      </w:r>
-    </w:p>
-    <w:p>
-      <w:pPr>
-        <w:spacing w:lineRule="auto" w:line="360" w:before="0" w:after="120"/>
-        <w:ind w:left="0"/>
-      </w:pPr>
-      <w:r>
-        <w:rPr>
-          <w:rFonts w:ascii="Times New Roman" w:hAnsi="Times New Roman" w:eastAsia="標楷體"/>
-          <w:b w:val="0"/>
-          <w:sz w:val="24"/>
-        </w:rPr>
-        <w:t>檢送2026/07/23(四)「金控AI推動委員會PMO待辦事項討論例會」會議紀錄，敬請參閱。</w:t>
-      </w:r>
-    </w:p>
-    <w:p>
-      <w:pPr>
-        <w:spacing w:lineRule="auto" w:line="360" w:before="0" w:after="0"/>
-        <w:ind w:left="0"/>
-      </w:pPr>
-      <w:r>
-        <w:rPr>
-          <w:rFonts w:ascii="Times New Roman" w:hAnsi="Times New Roman" w:eastAsia="標楷體"/>
-          <w:b w:val="0"/>
-          <w:sz w:val="24"/>
-        </w:rPr>
+        <w:t>金控AI推動委員會PMO待辦事項討論例會</w:t>
       </w:r>
     </w:p>
     <w:p>
@@ -380,73 +340,6 @@
           <w:sz w:val="24"/>
         </w:rPr>
         <w:t>5. 工作坊執行方式（9/10–11）：取消當天抽籤，改事前分組。事前提供題目與模擬資料，工作坊當天給新資料重跑、可調整，預估約 2 小時。(黃啟龍)</w:t>
-      </w:r>
-    </w:p>
-    <w:p>
-      <w:pPr>
-        <w:spacing w:lineRule="auto" w:line="360" w:before="0" w:after="0"/>
-        <w:ind w:left="0"/>
-      </w:pPr>
-      <w:r>
-        <w:rPr>
-          <w:rFonts w:ascii="Times New Roman" w:hAnsi="Times New Roman" w:eastAsia="標楷體"/>
-          <w:b w:val="0"/>
-          <w:sz w:val="24"/>
-        </w:rPr>
-      </w:r>
-    </w:p>
-    <w:p>
-      <w:pPr>
-        <w:spacing w:lineRule="auto" w:line="360" w:before="0" w:after="0"/>
-        <w:ind w:left="0"/>
-      </w:pPr>
-      <w:r>
-        <w:rPr>
-          <w:rFonts w:ascii="Times New Roman" w:hAnsi="Times New Roman" w:eastAsia="標楷體"/>
-          <w:b w:val="0"/>
-          <w:sz w:val="24"/>
-        </w:rPr>
-      </w:r>
-    </w:p>
-    <w:p>
-      <w:pPr>
-        <w:spacing w:lineRule="auto" w:line="360" w:before="0" w:after="120"/>
-        <w:ind w:left="0"/>
-      </w:pPr>
-      <w:r>
-        <w:rPr>
-          <w:rFonts w:ascii="Times New Roman" w:hAnsi="Times New Roman" w:eastAsia="標楷體"/>
-          <w:b w:val="0"/>
-          <w:sz w:val="24"/>
-        </w:rPr>
-        <w:t>若有任何問題，再請聯繫我，謝謝！</w:t>
-      </w:r>
-    </w:p>
-    <w:p>
-      <w:pPr>
-        <w:spacing w:lineRule="auto" w:line="360" w:before="0" w:after="0"/>
-        <w:ind w:left="0"/>
-      </w:pPr>
-      <w:r>
-        <w:rPr>
-          <w:rFonts w:ascii="Times New Roman" w:hAnsi="Times New Roman" w:eastAsia="標楷體"/>
-          <w:b w:val="0"/>
-          <w:sz w:val="24"/>
-        </w:rPr>
-      </w:r>
-    </w:p>
-    <w:p>
-      <w:pPr>
-        <w:spacing w:lineRule="auto" w:line="360" w:before="0" w:after="120"/>
-        <w:ind w:left="0"/>
-      </w:pPr>
-      <w:r>
-        <w:rPr>
-          <w:rFonts w:ascii="Times New Roman" w:hAnsi="Times New Roman" w:eastAsia="標楷體"/>
-          <w:b w:val="0"/>
-          <w:sz w:val="24"/>
-        </w:rPr>
-        <w:t>Best,</w:t>
       </w:r>
     </w:p>
     <w:sectPr>
